--- a/report_template/template_main/OncoPro_CustomEdition_SHFK_v1.0.1.docx
+++ b/report_template/template_main/OncoPro_CustomEdition_SHFK_v1.0.1.docx
@@ -3448,7 +3448,7 @@
             <w:pPr>
               <w:wordWrap w:val="0"/>
               <w:rPr>
-                <w:rFonts w:ascii="宋体" w:hAnsi="宋体"/>
+                <w:rFonts w:ascii="宋体" w:hAnsi="宋体" w:hint="eastAsia"/>
                 <w:bCs/>
                 <w:iCs/>
                 <w:sz w:val="24"/>
@@ -3628,7 +3628,7 @@
             <w:pPr>
               <w:wordWrap w:val="0"/>
               <w:rPr>
-                <w:rFonts w:ascii="宋体" w:hAnsi="宋体"/>
+                <w:rFonts w:ascii="宋体" w:hAnsi="宋体" w:hint="eastAsia"/>
                 <w:bCs/>
                 <w:iCs/>
                 <w:sz w:val="24"/>
@@ -4204,7 +4204,7 @@
               <w:wordWrap w:val="0"/>
               <w:jc w:val="center"/>
               <w:rPr>
-                <w:rFonts w:ascii="宋体" w:hAnsi="宋体"/>
+                <w:rFonts w:ascii="宋体" w:hAnsi="宋体" w:hint="eastAsia"/>
                 <w:bCs/>
                 <w:sz w:val="24"/>
               </w:rPr>
@@ -4243,7 +4243,7 @@
               <w:wordWrap w:val="0"/>
               <w:jc w:val="center"/>
               <w:rPr>
-                <w:rFonts w:ascii="宋体" w:hAnsi="宋体"/>
+                <w:rFonts w:ascii="宋体" w:hAnsi="宋体" w:hint="eastAsia"/>
                 <w:bCs/>
                 <w:sz w:val="24"/>
               </w:rPr>
@@ -6583,23 +6583,23 @@
           <w:bCs/>
           <w:sz w:val="24"/>
         </w:rPr>
-        <w:t>shfk_cp200</w:t>
-      </w:r>
-      <w:r>
-        <w:rPr>
-          <w:rFonts w:ascii="宋体" w:hAnsi="宋体" w:hint="eastAsia"/>
-          <w:bCs/>
-          <w:sz w:val="24"/>
-        </w:rPr>
-        <w:t>_</w:t>
-      </w:r>
-      <w:r>
-        <w:rPr>
-          <w:rFonts w:ascii="宋体" w:hAnsi="宋体"/>
-          <w:bCs/>
-          <w:sz w:val="24"/>
-        </w:rPr>
-        <w:t>hd_filter %}</w:t>
+        <w:t>shfk_cp200_hd_filter_v2</w:t>
+      </w:r>
+      <w:r>
+        <w:rPr>
+          <w:rFonts w:ascii="宋体" w:hAnsi="宋体" w:hint="eastAsia"/>
+          <w:bCs/>
+          <w:sz w:val="24"/>
+        </w:rPr>
+        <w:t>_v2</w:t>
+      </w:r>
+      <w:r>
+        <w:rPr>
+          <w:rFonts w:ascii="宋体" w:hAnsi="宋体"/>
+          <w:bCs/>
+          <w:sz w:val="24"/>
+        </w:rPr>
+        <w:t xml:space="preserve"> %}</w:t>
       </w:r>
     </w:p>
     <w:p>
@@ -6642,23 +6642,31 @@
           <w:bCs/>
           <w:sz w:val="24"/>
         </w:rPr>
-        <w:t>, “positive”]|shfk_cp200</w:t>
-      </w:r>
-      <w:r>
-        <w:rPr>
-          <w:rFonts w:ascii="宋体" w:hAnsi="宋体" w:hint="eastAsia"/>
-          <w:bCs/>
-          <w:sz w:val="24"/>
-        </w:rPr>
-        <w:t>_</w:t>
-      </w:r>
-      <w:r>
-        <w:rPr>
-          <w:rFonts w:ascii="宋体" w:hAnsi="宋体"/>
-          <w:bCs/>
-          <w:sz w:val="24"/>
-        </w:rPr>
-        <w:t xml:space="preserve">hd_filter}}  </w:t>
+        <w:t>, “positive”]|</w:t>
+      </w:r>
+      <w:r>
+        <w:rPr>
+          <w:rFonts w:ascii="宋体" w:hAnsi="宋体"/>
+          <w:bCs/>
+          <w:sz w:val="24"/>
+        </w:rPr>
+        <w:t>shfk_cp200_hd_filter_v2</w:t>
+      </w:r>
+      <w:r>
+        <w:rPr>
+          <w:rFonts w:ascii="宋体" w:hAnsi="宋体" w:hint="eastAsia"/>
+          <w:bCs/>
+          <w:sz w:val="24"/>
+        </w:rPr>
+        <w:t>_v2</w:t>
+      </w:r>
+      <w:r>
+        <w:rPr>
+          <w:rFonts w:ascii="宋体" w:hAnsi="宋体"/>
+          <w:bCs/>
+          <w:sz w:val="24"/>
+        </w:rPr>
+        <w:t xml:space="preserve">}}  </w:t>
       </w:r>
       <w:r>
         <w:rPr>
@@ -6777,23 +6785,15 @@
           <w:bCs/>
           <w:sz w:val="24"/>
         </w:rPr>
-        <w:t>shfk_cp200</w:t>
-      </w:r>
-      <w:r>
-        <w:rPr>
-          <w:rFonts w:ascii="宋体" w:hAnsi="宋体" w:hint="eastAsia"/>
-          <w:bCs/>
-          <w:sz w:val="24"/>
-        </w:rPr>
-        <w:t>_</w:t>
-      </w:r>
-      <w:r>
-        <w:rPr>
-          <w:rFonts w:ascii="宋体" w:hAnsi="宋体"/>
-          <w:bCs/>
-          <w:sz w:val="24"/>
-        </w:rPr>
-        <w:t>hd_filter %}</w:t>
+        <w:t>shfk_cp200_hd_filter_v2</w:t>
+      </w:r>
+      <w:r>
+        <w:rPr>
+          <w:rFonts w:ascii="宋体" w:hAnsi="宋体"/>
+          <w:bCs/>
+          <w:sz w:val="24"/>
+        </w:rPr>
+        <w:t xml:space="preserve"> %}</w:t>
       </w:r>
     </w:p>
     <w:p>
@@ -6852,23 +6852,23 @@
           <w:bCs/>
           <w:sz w:val="24"/>
         </w:rPr>
-        <w:t>”]|shfk_cp200</w:t>
-      </w:r>
-      <w:r>
-        <w:rPr>
-          <w:rFonts w:ascii="宋体" w:hAnsi="宋体" w:hint="eastAsia"/>
-          <w:bCs/>
-          <w:sz w:val="24"/>
-        </w:rPr>
-        <w:t>_</w:t>
-      </w:r>
-      <w:r>
-        <w:rPr>
-          <w:rFonts w:ascii="宋体" w:hAnsi="宋体"/>
-          <w:bCs/>
-          <w:sz w:val="24"/>
-        </w:rPr>
-        <w:t xml:space="preserve">hd_filter}}  </w:t>
+        <w:t>”]|</w:t>
+      </w:r>
+      <w:r>
+        <w:rPr>
+          <w:rFonts w:ascii="宋体" w:hAnsi="宋体"/>
+          <w:bCs/>
+          <w:sz w:val="24"/>
+        </w:rPr>
+        <w:t>shfk_cp200_hd_filter_v2</w:t>
+      </w:r>
+      <w:r>
+        <w:rPr>
+          <w:rFonts w:ascii="宋体" w:hAnsi="宋体"/>
+          <w:bCs/>
+          <w:sz w:val="24"/>
+        </w:rPr>
+        <w:t xml:space="preserve">}}  </w:t>
       </w:r>
       <w:r>
         <w:rPr>
@@ -7026,23 +7026,15 @@
           <w:bCs/>
           <w:sz w:val="24"/>
         </w:rPr>
-        <w:t>shfk_cp200</w:t>
-      </w:r>
-      <w:r>
-        <w:rPr>
-          <w:rFonts w:ascii="宋体" w:hAnsi="宋体" w:hint="eastAsia"/>
-          <w:bCs/>
-          <w:sz w:val="24"/>
-        </w:rPr>
-        <w:t>_</w:t>
-      </w:r>
-      <w:r>
-        <w:rPr>
-          <w:rFonts w:ascii="宋体" w:hAnsi="宋体"/>
-          <w:bCs/>
-          <w:sz w:val="24"/>
-        </w:rPr>
-        <w:t>hd_filter %}</w:t>
+        <w:t>shfk_cp200_hd_filter_v2</w:t>
+      </w:r>
+      <w:r>
+        <w:rPr>
+          <w:rFonts w:ascii="宋体" w:hAnsi="宋体"/>
+          <w:bCs/>
+          <w:sz w:val="24"/>
+        </w:rPr>
+        <w:t xml:space="preserve"> %}</w:t>
       </w:r>
     </w:p>
     <w:p>
@@ -7085,23 +7077,23 @@
           <w:bCs/>
           <w:sz w:val="24"/>
         </w:rPr>
-        <w:t>, “positive”]|shfk_cp200</w:t>
-      </w:r>
-      <w:r>
-        <w:rPr>
-          <w:rFonts w:ascii="宋体" w:hAnsi="宋体" w:hint="eastAsia"/>
-          <w:bCs/>
-          <w:sz w:val="24"/>
-        </w:rPr>
-        <w:t>_</w:t>
-      </w:r>
-      <w:r>
-        <w:rPr>
-          <w:rFonts w:ascii="宋体" w:hAnsi="宋体"/>
-          <w:bCs/>
-          <w:sz w:val="24"/>
-        </w:rPr>
-        <w:t xml:space="preserve">hd_filter}}  </w:t>
+        <w:t>, “positive”]|</w:t>
+      </w:r>
+      <w:r>
+        <w:rPr>
+          <w:rFonts w:ascii="宋体" w:hAnsi="宋体"/>
+          <w:bCs/>
+          <w:sz w:val="24"/>
+        </w:rPr>
+        <w:t>shfk_cp200_hd_filter_v2</w:t>
+      </w:r>
+      <w:r>
+        <w:rPr>
+          <w:rFonts w:ascii="宋体" w:hAnsi="宋体"/>
+          <w:bCs/>
+          <w:sz w:val="24"/>
+        </w:rPr>
+        <w:t xml:space="preserve">}}  </w:t>
       </w:r>
       <w:r>
         <w:rPr>
@@ -7229,23 +7221,15 @@
           <w:bCs/>
           <w:sz w:val="24"/>
         </w:rPr>
-        <w:t>shfk_cp200</w:t>
-      </w:r>
-      <w:r>
-        <w:rPr>
-          <w:rFonts w:ascii="宋体" w:hAnsi="宋体" w:hint="eastAsia"/>
-          <w:bCs/>
-          <w:sz w:val="24"/>
-        </w:rPr>
-        <w:t>_</w:t>
-      </w:r>
-      <w:r>
-        <w:rPr>
-          <w:rFonts w:ascii="宋体" w:hAnsi="宋体"/>
-          <w:bCs/>
-          <w:sz w:val="24"/>
-        </w:rPr>
-        <w:t>hd_filter %}</w:t>
+        <w:t>shfk_cp200_hd_filter_v2</w:t>
+      </w:r>
+      <w:r>
+        <w:rPr>
+          <w:rFonts w:ascii="宋体" w:hAnsi="宋体"/>
+          <w:bCs/>
+          <w:sz w:val="24"/>
+        </w:rPr>
+        <w:t xml:space="preserve"> %}</w:t>
       </w:r>
     </w:p>
     <w:p>
@@ -7288,23 +7272,23 @@
           <w:bCs/>
           <w:sz w:val="24"/>
         </w:rPr>
-        <w:t>, “negative”]|shfk_cp200</w:t>
-      </w:r>
-      <w:r>
-        <w:rPr>
-          <w:rFonts w:ascii="宋体" w:hAnsi="宋体" w:hint="eastAsia"/>
-          <w:bCs/>
-          <w:sz w:val="24"/>
-        </w:rPr>
-        <w:t>_</w:t>
-      </w:r>
-      <w:r>
-        <w:rPr>
-          <w:rFonts w:ascii="宋体" w:hAnsi="宋体"/>
-          <w:bCs/>
-          <w:sz w:val="24"/>
-        </w:rPr>
-        <w:t xml:space="preserve">hd_filter}}  </w:t>
+        <w:t>, “negative”]|</w:t>
+      </w:r>
+      <w:r>
+        <w:rPr>
+          <w:rFonts w:ascii="宋体" w:hAnsi="宋体"/>
+          <w:bCs/>
+          <w:sz w:val="24"/>
+        </w:rPr>
+        <w:t>shfk_cp200_hd_filter_v2</w:t>
+      </w:r>
+      <w:r>
+        <w:rPr>
+          <w:rFonts w:ascii="宋体" w:hAnsi="宋体"/>
+          <w:bCs/>
+          <w:sz w:val="24"/>
+        </w:rPr>
+        <w:t xml:space="preserve">}}  </w:t>
       </w:r>
       <w:r>
         <w:rPr>
